--- a/content/templates/common-paper-letter-of-intent/template.docx
+++ b/content/templates/common-paper-letter-of-intent/template.docx
@@ -1833,6 +1833,9 @@
                 <w:szCs w:val="18"/>
               </w:rPr>
             </w:pPr>
+            <w:r>
+              <w:t>{provider_signatory_name}</w:t>
+            </w:r>
           </w:p>
         </w:tc>
         <w:tc>
@@ -1883,6 +1886,9 @@
                 <w:szCs w:val="18"/>
               </w:rPr>
             </w:pPr>
+            <w:r>
+              <w:t>{customer_signatory_name}</w:t>
+            </w:r>
           </w:p>
         </w:tc>
       </w:tr>
@@ -1945,6 +1951,9 @@
                 <w:szCs w:val="18"/>
               </w:rPr>
             </w:pPr>
+            <w:r>
+              <w:t>{provider_signatory_title_display}</w:t>
+            </w:r>
           </w:p>
         </w:tc>
         <w:tc>
@@ -1995,6 +2004,9 @@
                 <w:szCs w:val="18"/>
               </w:rPr>
             </w:pPr>
+            <w:r>
+              <w:t>{customer_signatory_title_display}</w:t>
+            </w:r>
           </w:p>
         </w:tc>
       </w:tr>
@@ -2084,6 +2096,9 @@
                 <w:szCs w:val="18"/>
               </w:rPr>
             </w:pPr>
+            <w:r>
+              <w:t>{provider_signatory_email}</w:t>
+            </w:r>
           </w:p>
         </w:tc>
         <w:tc>
@@ -2134,6 +2149,9 @@
                 <w:szCs w:val="18"/>
               </w:rPr>
             </w:pPr>
+            <w:r>
+              <w:t>{customer_signatory_email}</w:t>
+            </w:r>
           </w:p>
         </w:tc>
       </w:tr>
